--- a/AT_CallForResearchV2.docx
+++ b/AT_CallForResearchV2.docx
@@ -180,7 +180,13 @@
         <w:t xml:space="preserve"> stud</w:t>
       </w:r>
       <w:r>
-        <w:t>y has tested it in real travelers. We build an</w:t>
+        <w:t>y has tested it in real travelers. We buil</w:t>
+      </w:r>
+      <w:r>
+        <w:t>t</w:t>
+      </w:r>
+      <w:r>
+        <w:t xml:space="preserve"> an</w:t>
       </w:r>
       <w:r>
         <w:t xml:space="preserve"> app that </w:t>
@@ -235,7 +241,6 @@
           <w:color w:val="auto"/>
         </w:rPr>
       </w:pPr>
-      <w:bookmarkStart w:id="0" w:name="_GoBack"/>
       <w:r>
         <w:rPr>
           <w:rFonts w:eastAsia="Times New Roman"/>
@@ -366,7 +371,15 @@
         <w:divId w:val="1808039875"/>
       </w:pPr>
       <w:r>
-        <w:t>A 2024 review reports that acupuncture can affect circadian biology, including clock genes, neurotransmitters, and sleep–wake cycles.</w:t>
+        <w:t>A 2024 review reports that acupuncture can affect circadian biology, including clock genes, neurotransmitters, and sleep</w:t>
+      </w:r>
+      <w:r>
+        <w:t>-</w:t>
+      </w:r>
+      <w:bookmarkStart w:id="0" w:name="_GoBack"/>
+      <w:bookmarkEnd w:id="0"/>
+      <w:r>
+        <w:t>wake cycles.</w:t>
       </w:r>
       <w:r>
         <w:rPr>
@@ -406,16 +419,7 @@
         <w:t xml:space="preserve">ach meridian has a two-hour window when its related organ system is most active. </w:t>
       </w:r>
       <w:r>
-        <w:t>T</w:t>
-      </w:r>
-      <w:r>
-        <w:t>he app knows the local time at your destination</w:t>
-      </w:r>
-      <w:r>
-        <w:t xml:space="preserve"> and </w:t>
-      </w:r>
-      <w:r>
-        <w:t xml:space="preserve">it guides you to </w:t>
+        <w:t xml:space="preserve">The app knows the local time at your destination and it guides you to </w:t>
       </w:r>
       <w:r>
         <w:t>stimulat</w:t>
@@ -440,7 +444,6 @@
         <w:t>The idea is to give the body repeated cues aligned to the new time zone while you travel.</w:t>
       </w:r>
     </w:p>
-    <w:bookmarkEnd w:id="0"/>
     <w:p>
       <w:pPr>
         <w:divId w:val="1808039875"/>
@@ -2394,119 +2397,147 @@
           <w:b w:val="0"/>
           <w:bCs w:val="0"/>
         </w:rPr>
-        <w:t xml:space="preserve">Amaro recommended the </w:t>
+        <w:t>Amaro recommended</w:t>
       </w:r>
       <w:r>
         <w:rPr>
           <w:b w:val="0"/>
           <w:bCs w:val="0"/>
         </w:rPr>
-        <w:t xml:space="preserve">actual </w:t>
+        <w:t xml:space="preserve"> using</w:t>
       </w:r>
       <w:r>
         <w:rPr>
           <w:b w:val="0"/>
           <w:bCs w:val="0"/>
         </w:rPr>
-        <w:t>horary points on each meridian</w:t>
+        <w:t xml:space="preserve"> the </w:t>
       </w:r>
       <w:r>
         <w:rPr>
           <w:b w:val="0"/>
           <w:bCs w:val="0"/>
         </w:rPr>
-        <w:t xml:space="preserve">. But early </w:t>
+        <w:t xml:space="preserve">actual </w:t>
       </w:r>
       <w:r>
         <w:rPr>
           <w:b w:val="0"/>
           <w:bCs w:val="0"/>
         </w:rPr>
-        <w:t>test</w:t>
+        <w:t>horary points on each meridian</w:t>
       </w:r>
       <w:r>
         <w:rPr>
           <w:b w:val="0"/>
           <w:bCs w:val="0"/>
         </w:rPr>
-        <w:t xml:space="preserve">ers </w:t>
+        <w:t xml:space="preserve">. But early </w:t>
       </w:r>
       <w:r>
         <w:rPr>
           <w:b w:val="0"/>
           <w:bCs w:val="0"/>
         </w:rPr>
-        <w:t xml:space="preserve">flying </w:t>
+        <w:t>test</w:t>
       </w:r>
       <w:r>
         <w:rPr>
           <w:b w:val="0"/>
           <w:bCs w:val="0"/>
         </w:rPr>
-        <w:t>economy class</w:t>
+        <w:t xml:space="preserve">ers </w:t>
       </w:r>
       <w:r>
         <w:rPr>
           <w:b w:val="0"/>
           <w:bCs w:val="0"/>
         </w:rPr>
-        <w:t xml:space="preserve"> </w:t>
+        <w:t xml:space="preserve">flying </w:t>
       </w:r>
       <w:r>
         <w:rPr>
           <w:b w:val="0"/>
           <w:bCs w:val="0"/>
         </w:rPr>
-        <w:t xml:space="preserve">often did not want to </w:t>
+        <w:t>economy class</w:t>
       </w:r>
       <w:r>
         <w:rPr>
           <w:b w:val="0"/>
           <w:bCs w:val="0"/>
         </w:rPr>
-        <w:t>remove</w:t>
+        <w:t xml:space="preserve"> </w:t>
       </w:r>
       <w:r>
         <w:rPr>
           <w:b w:val="0"/>
           <w:bCs w:val="0"/>
         </w:rPr>
-        <w:t xml:space="preserve"> </w:t>
+        <w:t xml:space="preserve">often did not want to </w:t>
       </w:r>
       <w:r>
         <w:rPr>
           <w:b w:val="0"/>
           <w:bCs w:val="0"/>
         </w:rPr>
-        <w:t xml:space="preserve">their </w:t>
+        <w:t>remove</w:t>
       </w:r>
       <w:r>
         <w:rPr>
           <w:b w:val="0"/>
           <w:bCs w:val="0"/>
         </w:rPr>
-        <w:t xml:space="preserve">shoes to </w:t>
+        <w:t xml:space="preserve"> </w:t>
       </w:r>
       <w:r>
         <w:rPr>
           <w:b w:val="0"/>
           <w:bCs w:val="0"/>
         </w:rPr>
-        <w:t xml:space="preserve">reach the </w:t>
+        <w:t xml:space="preserve">their </w:t>
       </w:r>
       <w:r>
         <w:rPr>
           <w:b w:val="0"/>
           <w:bCs w:val="0"/>
         </w:rPr>
-        <w:t xml:space="preserve">ankle and foot points. </w:t>
+        <w:t xml:space="preserve">shoes to </w:t>
       </w:r>
       <w:r>
         <w:rPr>
           <w:b w:val="0"/>
           <w:bCs w:val="0"/>
         </w:rPr>
-        <w:t xml:space="preserve">We substituted easier to reach points on the same meridian thinking that </w:t>
+        <w:t xml:space="preserve">reach the </w:t>
+      </w:r>
+      <w:r>
+        <w:rPr>
+          <w:b w:val="0"/>
+          <w:bCs w:val="0"/>
+        </w:rPr>
+        <w:t xml:space="preserve">ankle and foot points. </w:t>
+      </w:r>
+      <w:r>
+        <w:rPr>
+          <w:b w:val="0"/>
+          <w:bCs w:val="0"/>
+        </w:rPr>
+        <w:t xml:space="preserve">We substituted easier to reach points on the same </w:t>
+      </w:r>
+      <w:r>
+        <w:rPr>
+          <w:b w:val="0"/>
+          <w:bCs w:val="0"/>
+        </w:rPr>
+        <w:t>channel</w:t>
+      </w:r>
+      <w:r>
+        <w:rPr>
+          <w:b w:val="0"/>
+          <w:bCs w:val="0"/>
+        </w:rPr>
+        <w:t xml:space="preserve"> thinking that </w:t>
       </w:r>
       <w:r>
         <w:rPr>
@@ -5457,6 +5488,7 @@
   <w:style w:type="character" w:default="1" w:styleId="DefaultParagraphFont">
     <w:name w:val="Default Paragraph Font"/>
     <w:uiPriority w:val="1"/>
+    <w:semiHidden/>
     <w:unhideWhenUsed/>
   </w:style>
   <w:style w:type="table" w:default="1" w:styleId="TableNormal">
@@ -6075,7 +6107,7 @@
 </file>
 
 <file path=customXml/itemProps1.xml><?xml version="1.0" encoding="utf-8"?>
-<ds:datastoreItem xmlns:ds="http://schemas.openxmlformats.org/officeDocument/2006/customXml" ds:itemID="{60AAD0F2-C71D-42FD-8980-A89CD61BD998}">
+<ds:datastoreItem xmlns:ds="http://schemas.openxmlformats.org/officeDocument/2006/customXml" ds:itemID="{E269340D-9FE3-4FEA-9D07-B56CC2B64C68}">
   <ds:schemaRefs>
     <ds:schemaRef ds:uri="http://schemas.openxmlformats.org/officeDocument/2006/bibliography"/>
   </ds:schemaRefs>
